--- a/Sensormanager/Anleitung/NL/TerraTransfer_Sensormanager_Gebruikershandleiding_NL.docx
+++ b/Sensormanager/Anleitung/NL/TerraTransfer_Sensormanager_Gebruikershandleiding_NL.docx
@@ -2147,7 +2147,7 @@
           <wp:inline distT="0" distB="0" distL="0" distR="0">
             <wp:extent cx="5029200" cy="2266950"/>
             <wp:effectExtent t="0" r="0" b="0" l="0"/>
-            <wp:docPr id="1" name="fig01_portal_overview.png" descr="Abbildung 1: Startansicht des Onlineportals mit Sensornetzwerk (links) und Statusmonitor (rechts)." title="Abbildung 1: Startansicht des Onlineportals mit Sensornetzwerk (links) und Statusmonitor (rechts)."/>
+            <wp:docPr id="1" name="fig01_portal_overview.png" descr="Afbeelding 1: Startscherm van het onlineportaal met sensornetwerk (links) en statusmonitor (rechts)." title="Afbeelding 1: Startscherm van het onlineportaal met sensornetwerk (links) en statusmonitor (rechts)."/>
             <wp:cNvGraphicFramePr>
               <a:graphicFrameLocks xmlns:a="http://schemas.openxmlformats.org/drawingml/2006/main" noChangeAspect="1"/>
             </wp:cNvGraphicFramePr>
@@ -2319,7 +2319,7 @@
           <wp:inline distT="0" distB="0" distL="0" distR="0">
             <wp:extent cx="5029200" cy="2486025"/>
             <wp:effectExtent t="0" r="0" b="0" l="0"/>
-            <wp:docPr id="1" name="fig02_statusmonitor.png" descr="Abbildung 2: Statusmonitor mit Ampeldarstellung der wichtigsten Kennwerte." title="Abbildung 2: Statusmonitor mit Ampeldarstellung der wichtigsten Kennwerte."/>
+            <wp:docPr id="1" name="fig02_statusmonitor.png" descr="Afbeelding 2: Statusmonitor met verkeerslichtweergave van de belangrijkste kerngetallen." title="Afbeelding 2: Statusmonitor met verkeerslichtweergave van de belangrijkste kerngetallen."/>
             <wp:cNvGraphicFramePr>
               <a:graphicFrameLocks xmlns:a="http://schemas.openxmlformats.org/drawingml/2006/main" noChangeAspect="1"/>
             </wp:cNvGraphicFramePr>
@@ -2568,7 +2568,7 @@
           <wp:inline distT="0" distB="0" distL="0" distR="0">
             <wp:extent cx="4114800" cy="3057525"/>
             <wp:effectExtent t="0" r="0" b="0" l="0"/>
-            <wp:docPr id="1" name="fig03_loggerstatus.png" descr="Abbildung 3: Loggerstatus-Dialog mit Importmeldungen." title="Abbildung 3: Loggerstatus-Dialog mit Importmeldungen."/>
+            <wp:docPr id="1" name="fig03_loggerstatus.png" descr="Afbeelding 3: Loggerstatusdialoog met importmeldingen." title="Afbeelding 3: Loggerstatusdialoog met importmeldingen."/>
             <wp:cNvGraphicFramePr>
               <a:graphicFrameLocks xmlns:a="http://schemas.openxmlformats.org/drawingml/2006/main" noChangeAspect="1"/>
             </wp:cNvGraphicFramePr>
@@ -2832,7 +2832,7 @@
           <w:sz w:val="22"/>
           <w:szCs w:val="22"/>
         </w:rPr>
-        <w:t xml:space="preserve">Dit zijn geen echte fouten maar statusmeldingen. Niet alle loggers en meetpuntopstellingen registreren alle housekeeping-waarden (behuizingstemperatuur, -vochtigheid, batterijspanning). De melding kan in die gevallen worden genegeerd.</w:t>
+        <w:t xml:space="preserve">Dit zijn geen echte fouten maar statusmeldingen. Niet alle loggers en meetpuntinstallaties registreren alle housekeeping-waarden (behuizingstemperatuur, -vochtigheid, batterijspanning). De melding kan in die gevallen worden genegeerd.</w:t>
       </w:r>
     </w:p>
     <w:p>
@@ -2906,7 +2906,7 @@
           <wp:inline distT="0" distB="0" distL="0" distR="0">
             <wp:extent cx="5029200" cy="2276475"/>
             <wp:effectExtent t="0" r="0" b="0" l="0"/>
-            <wp:docPr id="1" name="fig04_sensornetzwerk.png" descr="Abbildung 4: Sensornetzwerk mit aufgeklappten Sensorkanälen eines Loggers." title="Abbildung 4: Sensornetzwerk mit aufgeklappten Sensorkanälen eines Loggers."/>
+            <wp:docPr id="1" name="fig04_sensornetzwerk.png" descr="Afbeelding 4: Sensornetwerk met uitgeklapte sensorkanalen van een logger." title="Afbeelding 4: Sensornetwerk met uitgeklapte sensorkanalen van een logger."/>
             <wp:cNvGraphicFramePr>
               <a:graphicFrameLocks xmlns:a="http://schemas.openxmlformats.org/drawingml/2006/main" noChangeAspect="1"/>
             </wp:cNvGraphicFramePr>
@@ -3105,7 +3105,7 @@
           <wp:inline distT="0" distB="0" distL="0" distR="0">
             <wp:extent cx="5029200" cy="2266950"/>
             <wp:effectExtent t="0" r="0" b="0" l="0"/>
-            <wp:docPr id="1" name="fig05_diagramm.png" descr="Abbildung 5: Diagrammansicht mit Zeitraumauswahl und Messwerttabelle." title="Abbildung 5: Diagrammansicht mit Zeitraumauswahl und Messwerttabelle."/>
+            <wp:docPr id="1" name="fig05_diagramm.png" descr="Afbeelding 5: Grafiekweergave met tijdvakkeuze en meetwaardentabel." title="Afbeelding 5: Grafiekweergave met tijdvakkeuze en meetwaardentabel."/>
             <wp:cNvGraphicFramePr>
               <a:graphicFrameLocks xmlns:a="http://schemas.openxmlformats.org/drawingml/2006/main" noChangeAspect="1"/>
             </wp:cNvGraphicFramePr>
@@ -3202,7 +3202,7 @@
           <wp:inline distT="0" distB="0" distL="0" distR="0">
             <wp:extent cx="3838575" cy="2638425"/>
             <wp:effectExtent t="0" r="0" b="0" l="0"/>
-            <wp:docPr id="1" name="fig06_niedrel.png" descr="Abbildung 6: Darstellung relativer Niederschlag mit zusätzlicher Zeitraumauswahl." title="Abbildung 6: Darstellung relativer Niederschlag mit zusätzlicher Zeitraumauswahl."/>
+            <wp:docPr id="1" name="fig06_niedrel.png" descr="Afbeelding 6: Weergave van relatieve neerslag met extra tijdvakkeuze." title="Afbeelding 6: Weergave van relatieve neerslag met extra tijdvakkeuze."/>
             <wp:cNvGraphicFramePr>
               <a:graphicFrameLocks xmlns:a="http://schemas.openxmlformats.org/drawingml/2006/main" noChangeAspect="1"/>
             </wp:cNvGraphicFramePr>
@@ -3375,7 +3375,7 @@
           <wp:inline distT="0" distB="0" distL="0" distR="0">
             <wp:extent cx="5029200" cy="2266950"/>
             <wp:effectExtent t="0" r="0" b="0" l="0"/>
-            <wp:docPr id="1" name="fig07_optionen.png" descr="Abbildung 7: Diagramm-Optionen aufrufen." title="Abbildung 7: Diagramm-Optionen aufrufen."/>
+            <wp:docPr id="1" name="fig07_optionen.png" descr="Afbeelding 7: Grafiekopties openen." title="Afbeelding 7: Grafiekopties openen."/>
             <wp:cNvGraphicFramePr>
               <a:graphicFrameLocks xmlns:a="http://schemas.openxmlformats.org/drawingml/2006/main" noChangeAspect="1"/>
             </wp:cNvGraphicFramePr>
@@ -3472,7 +3472,7 @@
           <wp:inline distT="0" distB="0" distL="0" distR="0">
             <wp:extent cx="5029200" cy="2638425"/>
             <wp:effectExtent t="0" r="0" b="0" l="0"/>
-            <wp:docPr id="1" name="fig08_mehrfach.png" descr="Abbildung 8: Mehrfache Darstellung verschiedener Sensoren in einem Diagramm." title="Abbildung 8: Mehrfache Darstellung verschiedener Sensoren in einem Diagramm."/>
+            <wp:docPr id="1" name="fig08_mehrfach.png" descr="Afbeelding 8: Meerdere sensoren samen in één grafiek." title="Afbeelding 8: Meerdere sensoren samen in één grafiek."/>
             <wp:cNvGraphicFramePr>
               <a:graphicFrameLocks xmlns:a="http://schemas.openxmlformats.org/drawingml/2006/main" noChangeAspect="1"/>
             </wp:cNvGraphicFramePr>
@@ -3569,7 +3569,7 @@
           <wp:inline distT="0" distB="0" distL="0" distR="0">
             <wp:extent cx="5029200" cy="2971800"/>
             <wp:effectExtent t="0" r="0" b="0" l="0"/>
-            <wp:docPr id="1" name="fig09_modular.png" descr="Abbildung 9: Modulare Darstellung – mehrere Diagramme nebeneinander." title="Abbildung 9: Modulare Darstellung – mehrere Diagramme nebeneinander."/>
+            <wp:docPr id="1" name="fig09_modular.png" descr="Afbeelding 9: Modulaire weergave – meerdere grafieken naast elkaar." title="Afbeelding 9: Modulaire weergave – meerdere grafieken naast elkaar."/>
             <wp:cNvGraphicFramePr>
               <a:graphicFrameLocks xmlns:a="http://schemas.openxmlformats.org/drawingml/2006/main" noChangeAspect="1"/>
             </wp:cNvGraphicFramePr>
@@ -3666,7 +3666,7 @@
           <wp:inline distT="0" distB="0" distL="0" distR="0">
             <wp:extent cx="5029200" cy="2895600"/>
             <wp:effectExtent t="0" r="0" b="0" l="0"/>
-            <wp:docPr id="1" name="fig10_zoom.png" descr="Abbildung 10: Zoomfunktionalität im Diagramm." title="Abbildung 10: Zoomfunktionalität im Diagramm."/>
+            <wp:docPr id="1" name="fig10_zoom.png" descr="Afbeelding 10: Zoomfunctionaliteit in de grafiek." title="Afbeelding 10: Zoomfunctionaliteit in de grafiek."/>
             <wp:cNvGraphicFramePr>
               <a:graphicFrameLocks xmlns:a="http://schemas.openxmlformats.org/drawingml/2006/main" noChangeAspect="1"/>
             </wp:cNvGraphicFramePr>
@@ -3831,7 +3831,7 @@
           <wp:inline distT="0" distB="0" distL="0" distR="0">
             <wp:extent cx="5029200" cy="2733675"/>
             <wp:effectExtent t="0" r="0" b="0" l="0"/>
-            <wp:docPr id="1" name="fig11_schwellen.png" descr="Abbildung 11: Visuelle Darstellung der Ereignisschwellen im Diagramm." title="Abbildung 11: Visuelle Darstellung der Ereignisschwellen im Diagramm."/>
+            <wp:docPr id="1" name="fig11_schwellen.png" descr="Afbeelding 11: Visuele weergave van de gebeurtenisdrempels in de grafiek." title="Afbeelding 11: Visuele weergave van de gebeurtenisdrempels in de grafiek."/>
             <wp:cNvGraphicFramePr>
               <a:graphicFrameLocks xmlns:a="http://schemas.openxmlformats.org/drawingml/2006/main" noChangeAspect="1"/>
             </wp:cNvGraphicFramePr>
@@ -3957,7 +3957,7 @@
           <wp:inline distT="0" distB="0" distL="0" distR="0">
             <wp:extent cx="3200400" cy="2276475"/>
             <wp:effectExtent t="0" r="0" b="0" l="0"/>
-            <wp:docPr id="1" name="fig12_farbe.png" descr="Abbildung 12: Farbauswahl für einen Sensor." title="Abbildung 12: Farbauswahl für einen Sensor."/>
+            <wp:docPr id="1" name="fig12_farbe.png" descr="Afbeelding 12: Kleurkeuze voor een sensor." title="Afbeelding 12: Kleurkeuze voor een sensor."/>
             <wp:cNvGraphicFramePr>
               <a:graphicFrameLocks xmlns:a="http://schemas.openxmlformats.org/drawingml/2006/main" noChangeAspect="1"/>
             </wp:cNvGraphicFramePr>
@@ -4968,7 +4968,7 @@
           <wp:inline distT="0" distB="0" distL="0" distR="0">
             <wp:extent cx="5029200" cy="1800225"/>
             <wp:effectExtent t="0" r="0" b="0" l="0"/>
-            <wp:docPr id="1" name="fig13_import.png" descr="Abbildung 13: Import-Dialog für Rohdaten (G2D-Dateien)." title="Abbildung 13: Import-Dialog für Rohdaten (G2D-Dateien)."/>
+            <wp:docPr id="1" name="fig13_import.png" descr="Afbeelding 13: Importdialoog voor ruwe gegevens (G2D-bestanden)." title="Afbeelding 13: Importdialoog voor ruwe gegevens (G2D-bestanden)."/>
             <wp:cNvGraphicFramePr>
               <a:graphicFrameLocks xmlns:a="http://schemas.openxmlformats.org/drawingml/2006/main" noChangeAspect="1"/>
             </wp:cNvGraphicFramePr>
@@ -5108,7 +5108,7 @@
           <wp:inline distT="0" distB="0" distL="0" distR="0">
             <wp:extent cx="3657600" cy="1895475"/>
             <wp:effectExtent t="0" r="0" b="0" l="0"/>
-            <wp:docPr id="1" name="fig14_bearbeiten.png" descr="Abbildung 14: Dialog zum Bearbeiten mehrerer Messwerte mit Additions-/Subtraktionsfaktor." title="Abbildung 14: Dialog zum Bearbeiten mehrerer Messwerte mit Additions-/Subtraktionsfaktor."/>
+            <wp:docPr id="1" name="fig14_bearbeiten.png" descr="Afbeelding 14: Dialoog voor het bewerken van meerdere meetwaarden met een optel-/aftrekfactor." title="Afbeelding 14: Dialoog voor het bewerken van meerdere meetwaarden met een optel-/aftrekfactor."/>
             <wp:cNvGraphicFramePr>
               <a:graphicFrameLocks xmlns:a="http://schemas.openxmlformats.org/drawingml/2006/main" noChangeAspect="1"/>
             </wp:cNvGraphicFramePr>
@@ -5401,7 +5401,7 @@
           <wp:inline distT="0" distB="0" distL="0" distR="0">
             <wp:extent cx="5029200" cy="3086100"/>
             <wp:effectExtent t="0" r="0" b="0" l="0"/>
-            <wp:docPr id="1" name="fig15_dokumente.png" descr="Abbildung 15: Schematischer Messstellenplan im Dokumentenmanagement." title="Abbildung 15: Schematischer Messstellenplan im Dokumentenmanagement."/>
+            <wp:docPr id="1" name="fig15_dokumente.png" descr="Afbeelding 15: Schematisch meetpuntplan in het documentbeheer." title="Afbeelding 15: Schematisch meetpuntplan in het documentbeheer."/>
             <wp:cNvGraphicFramePr>
               <a:graphicFrameLocks xmlns:a="http://schemas.openxmlformats.org/drawingml/2006/main" noChangeAspect="1"/>
             </wp:cNvGraphicFramePr>
@@ -5527,7 +5527,7 @@
           <wp:inline distT="0" distB="0" distL="0" distR="0">
             <wp:extent cx="5029200" cy="3095625"/>
             <wp:effectExtent t="0" r="0" b="0" l="0"/>
-            <wp:docPr id="1" name="fig16_dateien.png" descr="Abbildung 16: Übersicht der Logger-Dateien (RAW, PAR, LOG)." title="Abbildung 16: Übersicht der Logger-Dateien (RAW, PAR, LOG)."/>
+            <wp:docPr id="1" name="fig16_dateien.png" descr="Afbeelding 16: Overzicht van de loggerbestanden (RAW, PAR, LOG)." title="Afbeelding 16: Overzicht van de loggerbestanden (RAW, PAR, LOG)."/>
             <wp:cNvGraphicFramePr>
               <a:graphicFrameLocks xmlns:a="http://schemas.openxmlformats.org/drawingml/2006/main" noChangeAspect="1"/>
             </wp:cNvGraphicFramePr>
@@ -5804,7 +5804,7 @@
           <wp:inline distT="0" distB="0" distL="0" distR="0">
             <wp:extent cx="5029200" cy="2809875"/>
             <wp:effectExtent t="0" r="0" b="0" l="0"/>
-            <wp:docPr id="1" name="fig17_karte.png" descr="Abbildung 17: Karte mit Loggerauswahl und rechts eingeblendeter Messhistorie." title="Abbildung 17: Karte mit Loggerauswahl und rechts eingeblendeter Messhistorie."/>
+            <wp:docPr id="1" name="fig17_karte.png" descr="Afbeelding 17: Kaart met loggerselectie en de meetgeschiedenis rechts ingeblendeerd." title="Afbeelding 17: Kaart met loggerselectie en de meetgeschiedenis rechts ingeblendeerd."/>
             <wp:cNvGraphicFramePr>
               <a:graphicFrameLocks xmlns:a="http://schemas.openxmlformats.org/drawingml/2006/main" noChangeAspect="1"/>
             </wp:cNvGraphicFramePr>
@@ -5962,7 +5962,7 @@
           <wp:inline distT="0" distB="0" distL="0" distR="0">
             <wp:extent cx="5029200" cy="3524250"/>
             <wp:effectExtent t="0" r="0" b="0" l="0"/>
-            <wp:docPr id="1" name="fig18_buergerportal.png" descr="Abbildung 18: Bürgerportal mit öffentlich einsehbaren Messstellen." title="Abbildung 18: Bürgerportal mit öffentlich einsehbaren Messstellen."/>
+            <wp:docPr id="1" name="fig18_buergerportal.png" descr="Afbeelding 18: Burgerportaal met publiek raadpleegbare meetpunten." title="Afbeelding 18: Burgerportaal met publiek raadpleegbare meetpunten."/>
             <wp:cNvGraphicFramePr>
               <a:graphicFrameLocks xmlns:a="http://schemas.openxmlformats.org/drawingml/2006/main" noChangeAspect="1"/>
             </wp:cNvGraphicFramePr>
@@ -6120,7 +6120,7 @@
           <wp:inline distT="0" distB="0" distL="0" distR="0">
             <wp:extent cx="5029200" cy="2352675"/>
             <wp:effectExtent t="0" r="0" b="0" l="0"/>
-            <wp:docPr id="1" name="fig19_alarm.png" descr="Abbildung 19: Übersicht des Alarm-Managements mit Alarmgruppen (links) und Alarmen (rechts)." title="Abbildung 19: Übersicht des Alarm-Managements mit Alarmgruppen (links) und Alarmen (rechts)."/>
+            <wp:docPr id="1" name="fig19_alarm.png" descr="Afbeelding 19: Overzicht van het alarmbeheer met alarmgroepen (links) en alarmen (rechts)." title="Afbeelding 19: Overzicht van het alarmbeheer met alarmgroepen (links) en alarmen (rechts)."/>
             <wp:cNvGraphicFramePr>
               <a:graphicFrameLocks xmlns:a="http://schemas.openxmlformats.org/drawingml/2006/main" noChangeAspect="1"/>
             </wp:cNvGraphicFramePr>
@@ -6447,7 +6447,7 @@
           <wp:inline distT="0" distB="0" distL="0" distR="0">
             <wp:extent cx="5029200" cy="2562225"/>
             <wp:effectExtent t="0" r="0" b="0" l="0"/>
-            <wp:docPr id="1" name="fig20_alarm_config.png" descr="Abbildung 20: Alarm konfigurieren – Sensor-Überwachung mit Min/Max-Werten." title="Abbildung 20: Alarm konfigurieren – Sensor-Überwachung mit Min/Max-Werten."/>
+            <wp:docPr id="1" name="fig20_alarm_config.png" descr="Afbeelding 20: Alarm configureren – sensorbewaking met min/max-waarden." title="Afbeelding 20: Alarm configureren – sensorbewaking met min/max-waarden."/>
             <wp:cNvGraphicFramePr>
               <a:graphicFrameLocks xmlns:a="http://schemas.openxmlformats.org/drawingml/2006/main" noChangeAspect="1"/>
             </wp:cNvGraphicFramePr>
@@ -6713,7 +6713,7 @@
           <w:sz w:val="22"/>
           <w:szCs w:val="22"/>
         </w:rPr>
-        <w:t xml:space="preserve">Mobiel nummer als bestemming invoeren (zonder voorloop-+, bijv. 0031XXXXXXX)</w:t>
+        <w:t xml:space="preserve">Mobiel nummer als bestemming invoeren (zonder + aan het begin, bijv. 0031XXXXXXX)</w:t>
       </w:r>
     </w:p>
     <w:p>
@@ -6804,7 +6804,7 @@
           <wp:inline distT="0" distB="0" distL="0" distR="0">
             <wp:extent cx="4114800" cy="1971675"/>
             <wp:effectExtent t="0" r="0" b="0" l="0"/>
-            <wp:docPr id="1" name="fig21_sms.png" descr="Abbildung 21: SMS-Benachrichtigung – Empfänger und Nachrichtenvorlage." title="Abbildung 21: SMS-Benachrichtigung – Empfänger und Nachrichtenvorlage."/>
+            <wp:docPr id="1" name="fig21_sms.png" descr="Afbeelding 21: SMS-melding – ontvanger en berichtsjabloon." title="Afbeelding 21: SMS-melding – ontvanger en berichtsjabloon."/>
             <wp:cNvGraphicFramePr>
               <a:graphicFrameLocks xmlns:a="http://schemas.openxmlformats.org/drawingml/2006/main" noChangeAspect="1"/>
             </wp:cNvGraphicFramePr>
@@ -7052,7 +7052,7 @@
           <wp:inline distT="0" distB="0" distL="0" distR="0">
             <wp:extent cx="3657600" cy="3495675"/>
             <wp:effectExtent t="0" r="0" b="0" l="0"/>
-            <wp:docPr id="1" name="fig22_verwaltung.png" descr="Abbildung 22: Einstiegspunkt der Benutzer-, Gruppen- und Loggerverwaltung." title="Abbildung 22: Einstiegspunkt der Benutzer-, Gruppen- und Loggerverwaltung."/>
+            <wp:docPr id="1" name="fig22_verwaltung.png" descr="Afbeelding 22: Ingangspunt van het gebruikers-, groeps- en loggerbeheer." title="Afbeelding 22: Ingangspunt van het gebruikers-, groeps- en loggerbeheer."/>
             <wp:cNvGraphicFramePr>
               <a:graphicFrameLocks xmlns:a="http://schemas.openxmlformats.org/drawingml/2006/main" noChangeAspect="1"/>
             </wp:cNvGraphicFramePr>
@@ -7275,7 +7275,7 @@
           <wp:inline distT="0" distB="0" distL="0" distR="0">
             <wp:extent cx="3838575" cy="4105275"/>
             <wp:effectExtent t="0" r="0" b="0" l="0"/>
-            <wp:docPr id="1" name="fig23_gruppen.png" descr="Abbildung 23: Dialog zum Anlegen einer neuen Gruppe." title="Abbildung 23: Dialog zum Anlegen einer neuen Gruppe."/>
+            <wp:docPr id="1" name="fig23_gruppen.png" descr="Afbeelding 23: Dialoog voor het aanmaken van een nieuwe groep." title="Afbeelding 23: Dialoog voor het aanmaken van een nieuwe groep."/>
             <wp:cNvGraphicFramePr>
               <a:graphicFrameLocks xmlns:a="http://schemas.openxmlformats.org/drawingml/2006/main" noChangeAspect="1"/>
             </wp:cNvGraphicFramePr>
@@ -7494,7 +7494,7 @@
           <wp:inline distT="0" distB="0" distL="0" distR="0">
             <wp:extent cx="4114800" cy="3000375"/>
             <wp:effectExtent t="0" r="0" b="0" l="0"/>
-            <wp:docPr id="1" name="fig24_benutzer.png" descr="Abbildung 24: Benutzer anlegen – Pflichtfelder sind mit rotem Stern markiert." title="Abbildung 24: Benutzer anlegen – Pflichtfelder sind mit rotem Stern markiert."/>
+            <wp:docPr id="1" name="fig24_benutzer.png" descr="Afbeelding 24: Gebruiker aanmaken – verplichte velden zijn met een rode asterisk aangegeven." title="Afbeelding 24: Gebruiker aanmaken – verplichte velden zijn met een rode asterisk aangegeven."/>
             <wp:cNvGraphicFramePr>
               <a:graphicFrameLocks xmlns:a="http://schemas.openxmlformats.org/drawingml/2006/main" noChangeAspect="1"/>
             </wp:cNvGraphicFramePr>
@@ -8193,7 +8193,7 @@
           <wp:inline distT="0" distB="0" distL="0" distR="0">
             <wp:extent cx="5029200" cy="3848100"/>
             <wp:effectExtent t="0" r="0" b="0" l="0"/>
-            <wp:docPr id="1" name="fig25_logger_neu.png" descr="Abbildung 25: Dialog zum Anlegen neuer Logger." title="Abbildung 25: Dialog zum Anlegen neuer Logger."/>
+            <wp:docPr id="1" name="fig25_logger_neu.png" descr="Afbeelding 25: Dialoog voor het aanmaken van nieuwe loggers." title="Afbeelding 25: Dialoog voor het aanmaken van nieuwe loggers."/>
             <wp:cNvGraphicFramePr>
               <a:graphicFrameLocks xmlns:a="http://schemas.openxmlformats.org/drawingml/2006/main" noChangeAspect="1"/>
             </wp:cNvGraphicFramePr>
@@ -8467,7 +8467,7 @@
           <wp:inline distT="0" distB="0" distL="0" distR="0">
             <wp:extent cx="4114800" cy="2781300"/>
             <wp:effectExtent t="0" r="0" b="0" l="0"/>
-            <wp:docPr id="1" name="fig26_sensor_config.png" descr="Abbildung 26: Sensor-Konfiguration für einen benutzerdefinierten Logger." title="Abbildung 26: Sensor-Konfiguration für einen benutzerdefinierten Logger."/>
+            <wp:docPr id="1" name="fig26_sensor_config.png" descr="Afbeelding 26: Sensorconfiguratie voor een aangepaste logger." title="Afbeelding 26: Sensorconfiguratie voor een aangepaste logger."/>
             <wp:cNvGraphicFramePr>
               <a:graphicFrameLocks xmlns:a="http://schemas.openxmlformats.org/drawingml/2006/main" noChangeAspect="1"/>
             </wp:cNvGraphicFramePr>
@@ -8701,7 +8701,7 @@
           <wp:inline distT="0" distB="0" distL="0" distR="0">
             <wp:extent cx="5029200" cy="1828800"/>
             <wp:effectExtent t="0" r="0" b="0" l="0"/>
-            <wp:docPr id="1" name="fig28_sensor_ext.png" descr="Abbildung 27: Erweiterte Sensoreigenschaften – Umrechnung, Additionskonstante und Schwellen." title="Abbildung 27: Erweiterte Sensoreigenschaften – Umrechnung, Additionskonstante und Schwellen."/>
+            <wp:docPr id="1" name="fig28_sensor_ext.png" descr="Afbeelding 27: Uitgebreide sensoreigenschappen – omrekening, optelconstante en drempels." title="Afbeelding 27: Uitgebreide sensoreigenschappen – omrekening, optelconstante en drempels."/>
             <wp:cNvGraphicFramePr>
               <a:graphicFrameLocks xmlns:a="http://schemas.openxmlformats.org/drawingml/2006/main" noChangeAspect="1"/>
             </wp:cNvGraphicFramePr>
@@ -8893,7 +8893,7 @@
           <wp:inline distT="0" distB="0" distL="0" distR="0">
             <wp:extent cx="4114800" cy="3381375"/>
             <wp:effectExtent t="0" r="0" b="0" l="0"/>
-            <wp:docPr id="1" name="fig27_logger_bearb.png" descr="Abbildung 28: Logger bearbeiten – Sensorliste mit Bearbeiten/Hinzufügen/Löschen." title="Abbildung 28: Logger bearbeiten – Sensorliste mit Bearbeiten/Hinzufügen/Löschen."/>
+            <wp:docPr id="1" name="fig27_logger_bearb.png" descr="Afbeelding 28: Logger bewerken – sensorlijst met Bewerken / Toevoegen / Verwijderen." title="Afbeelding 28: Logger bewerken – sensorlijst met Bewerken / Toevoegen / Verwijderen."/>
             <wp:cNvGraphicFramePr>
               <a:graphicFrameLocks xmlns:a="http://schemas.openxmlformats.org/drawingml/2006/main" noChangeAspect="1"/>
             </wp:cNvGraphicFramePr>
@@ -9105,7 +9105,7 @@
           <wp:inline distT="0" distB="0" distL="0" distR="0">
             <wp:extent cx="2924175" cy="2305050"/>
             <wp:effectExtent t="0" r="0" b="0" l="0"/>
-            <wp:docPr id="1" name="fig29_logger_del.png" descr="Abbildung 29: Löschen-Dialog mit Bestätigungs-Auswahlbox." title="Abbildung 29: Löschen-Dialog mit Bestätigungs-Auswahlbox."/>
+            <wp:docPr id="1" name="fig29_logger_del.png" descr="Afbeelding 29: Verwijderdialoog met bevestigingsvakje." title="Afbeelding 29: Verwijderdialoog met bevestigingsvakje."/>
             <wp:cNvGraphicFramePr>
               <a:graphicFrameLocks xmlns:a="http://schemas.openxmlformats.org/drawingml/2006/main" noChangeAspect="1"/>
             </wp:cNvGraphicFramePr>
@@ -9331,7 +9331,7 @@
           <wp:inline distT="0" distB="0" distL="0" distR="0">
             <wp:extent cx="2743200" cy="3562350"/>
             <wp:effectExtent t="0" r="0" b="0" l="0"/>
-            <wp:docPr id="1" name="fig30_koordinaten.png" descr="Abbildung 30: Koordinatendialog mit optionaler Transformation." title="Abbildung 30: Koordinatendialog mit optionaler Transformation."/>
+            <wp:docPr id="1" name="fig30_koordinaten.png" descr="Afbeelding 30: Coördinatendialoog met optionele transformatie." title="Afbeelding 30: Coördinatendialoog met optionele transformatie."/>
             <wp:cNvGraphicFramePr>
               <a:graphicFrameLocks xmlns:a="http://schemas.openxmlformats.org/drawingml/2006/main" noChangeAspect="1"/>
             </wp:cNvGraphicFramePr>
@@ -9601,7 +9601,7 @@
           <wp:inline distT="0" distB="0" distL="0" distR="0">
             <wp:extent cx="2924175" cy="2600325"/>
             <wp:effectExtent t="0" r="0" b="0" l="0"/>
-            <wp:docPr id="1" name="fig31_messstellen.png" descr="Abbildung 31: Messstellen-Konfiguration mit Optionen für neue und alte Messstelle." title="Abbildung 31: Messstellen-Konfiguration mit Optionen für neue und alte Messstelle."/>
+            <wp:docPr id="1" name="fig31_messstellen.png" descr="Afbeelding 31: Meetpuntconfiguratie met opties voor nieuw en oud meetpunt." title="Afbeelding 31: Meetpuntconfiguratie met opties voor nieuw en oud meetpunt."/>
             <wp:cNvGraphicFramePr>
               <a:graphicFrameLocks xmlns:a="http://schemas.openxmlformats.org/drawingml/2006/main" noChangeAspect="1"/>
             </wp:cNvGraphicFramePr>
@@ -9909,7 +9909,7 @@
           <wp:inline distT="0" distB="0" distL="0" distR="0">
             <wp:extent cx="5029200" cy="4105275"/>
             <wp:effectExtent t="0" r="0" b="0" l="0"/>
-            <wp:docPr id="1" name="fig32_autoexport.png" descr="Abbildung 32: Konfiguration eines automatischen Exports." title="Abbildung 32: Konfiguration eines automatischen Exports."/>
+            <wp:docPr id="1" name="fig32_autoexport.png" descr="Afbeelding 32: Configuratie van een automatische export." title="Afbeelding 32: Configuratie van een automatische export."/>
             <wp:cNvGraphicFramePr>
               <a:graphicFrameLocks xmlns:a="http://schemas.openxmlformats.org/drawingml/2006/main" noChangeAspect="1"/>
             </wp:cNvGraphicFramePr>
@@ -10578,7 +10578,7 @@
           <wp:inline distT="0" distB="0" distL="0" distR="0">
             <wp:extent cx="5029200" cy="3781425"/>
             <wp:effectExtent t="0" r="0" b="0" l="0"/>
-            <wp:docPr id="1" name="fig33_gruppenexport.png" descr="Abbildung 33: Gruppen-Export mit ausgewählten Sensoren und Zeitraum." title="Abbildung 33: Gruppen-Export mit ausgewählten Sensoren und Zeitraum."/>
+            <wp:docPr id="1" name="fig33_gruppenexport.png" descr="Afbeelding 33: Groepsexport met geselecteerde sensoren en tijdvak." title="Afbeelding 33: Groepsexport met geselecteerde sensoren en tijdvak."/>
             <wp:cNvGraphicFramePr>
               <a:graphicFrameLocks xmlns:a="http://schemas.openxmlformats.org/drawingml/2006/main" noChangeAspect="1"/>
             </wp:cNvGraphicFramePr>
@@ -10705,7 +10705,7 @@
           <wp:inline distT="0" distB="0" distL="0" distR="0">
             <wp:extent cx="5029200" cy="2943225"/>
             <wp:effectExtent t="0" r="0" b="0" l="0"/>
-            <wp:docPr id="1" name="fig34_isolinien.png" descr="Abbildung 34: Isolinien-Karte mit Konfigurationsliste und Werkzeugen." title="Abbildung 34: Isolinien-Karte mit Konfigurationsliste und Werkzeugen."/>
+            <wp:docPr id="1" name="fig34_isolinien.png" descr="Afbeelding 34: Isolijnenkaart met configuratielijst en gereedschappen." title="Afbeelding 34: Isolijnenkaart met configuratielijst en gereedschappen."/>
             <wp:cNvGraphicFramePr>
               <a:graphicFrameLocks xmlns:a="http://schemas.openxmlformats.org/drawingml/2006/main" noChangeAspect="1"/>
             </wp:cNvGraphicFramePr>
@@ -10963,7 +10963,7 @@
           <wp:inline distT="0" distB="0" distL="0" distR="0">
             <wp:extent cx="2743200" cy="1885950"/>
             <wp:effectExtent t="0" r="0" b="0" l="0"/>
-            <wp:docPr id="1" name="fig35_iso_modus.png" descr="Abbildung 35: Konfigurationsbereich für Isolinien mit Modus und Sensorauswahl." title="Abbildung 35: Konfigurationsbereich für Isolinien mit Modus und Sensorauswahl."/>
+            <wp:docPr id="1" name="fig35_iso_modus.png" descr="Afbeelding 35: Configuratiegebied voor isolijnen met modus en sensorkeuze." title="Afbeelding 35: Configuratiegebied voor isolijnen met modus en sensorkeuze."/>
             <wp:cNvGraphicFramePr>
               <a:graphicFrameLocks xmlns:a="http://schemas.openxmlformats.org/drawingml/2006/main" noChangeAspect="1"/>
             </wp:cNvGraphicFramePr>
@@ -11083,7 +11083,7 @@
           <w:sz w:val="22"/>
           <w:szCs w:val="22"/>
         </w:rPr>
-        <w:t xml:space="preserve">Isolijnen vloeien</w:t>
+        <w:t xml:space="preserve">Isolijnen glad maken</w:t>
       </w:r>
     </w:p>
     <w:p>
@@ -11159,7 +11159,7 @@
           <w:sz w:val="22"/>
           <w:szCs w:val="22"/>
         </w:rPr>
-        <w:t xml:space="preserve">Stutpunten verplaatsen</w:t>
+        <w:t xml:space="preserve">Steunpunten verplaatsen</w:t>
       </w:r>
     </w:p>
     <w:p>
@@ -11197,7 +11197,7 @@
           <w:sz w:val="22"/>
           <w:szCs w:val="22"/>
         </w:rPr>
-        <w:t xml:space="preserve">Stutpunt toevoegen</w:t>
+        <w:t xml:space="preserve">Steunpunt toevoegen</w:t>
       </w:r>
     </w:p>
     <w:p>
@@ -11216,21 +11216,21 @@
           <w:sz w:val="22"/>
           <w:szCs w:val="22"/>
         </w:rPr>
-        <w:t xml:space="preserve">Stutpunt verwijderen</w:t>
-      </w:r>
-    </w:p>
-    <w:p>
-      <w:pPr>
-        <w:spacing w:after="120" w:line="300"/>
-      </w:pPr>
-      <w:r>
-        <w:rPr>
-          <w:rFonts w:ascii="Arial" w:cs="Arial" w:eastAsia="Arial" w:hAnsi="Arial"/>
-          <w:color w:val="2D3436"/>
-          <w:sz w:val="22"/>
-          <w:szCs w:val="22"/>
-        </w:rPr>
-        <w:t xml:space="preserve">Om een stutpunt te bewerken schakelt u over naar de weergavemodus en klikt u op het stutpunt. In de dialoog kunnen meetwaarde en loggernaam worden gewijzigd.</w:t>
+        <w:t xml:space="preserve">Steunpunt verwijderen</w:t>
+      </w:r>
+    </w:p>
+    <w:p>
+      <w:pPr>
+        <w:spacing w:after="120" w:line="300"/>
+      </w:pPr>
+      <w:r>
+        <w:rPr>
+          <w:rFonts w:ascii="Arial" w:cs="Arial" w:eastAsia="Arial" w:hAnsi="Arial"/>
+          <w:color w:val="2D3436"/>
+          <w:sz w:val="22"/>
+          <w:szCs w:val="22"/>
+        </w:rPr>
+        <w:t xml:space="preserve">Om een steunpunt te bewerken schakelt u over naar de weergavemodus en klikt u op het steunpunt. In de dialoog kunnen meetwaarde en loggernaam worden gewijzigd.</w:t>
       </w:r>
     </w:p>
     <w:p>
@@ -11772,7 +11772,7 @@
           <w:sz w:val="22"/>
           <w:szCs w:val="22"/>
         </w:rPr>
-        <w:t xml:space="preserve">Controleer of het mobiele nummer is ingevoerd in het formaat 0031XXXXXXXX (zonder voorloop-+)</w:t>
+        <w:t xml:space="preserve">Controleer of het mobiele nummer is ingevoerd in het formaat 0031XXXXXXXX (zonder + aan het begin)</w:t>
       </w:r>
     </w:p>
     <w:p>
